--- a/cmu-decision/server/templates/CMU-VAL.docx
+++ b/cmu-decision/server/templates/CMU-VAL.docx
@@ -646,7 +646,7 @@
           <w:sz w:val="22"/>
           <w:szCs w:val="22"/>
         </w:rPr>
-        <w:t xml:space="preserve">Perfil B — Operador de Gasolina / New Entrant: el Operador opera actualmente con gasolina o es nuevo en la red GNV. Debe presentar tickets o facturas de gasolina de los últimos 3 meses con un gasto total mínimo de $6,000 por mes. CMU valida los documentos mediante OCR. Si el perfil B es aprobado, el Operador inicia en la lista de espera en posición normal.</w:t>
+        <w:t xml:space="preserve">Perfil B — Operador de Gasolina / New Entrant: el Operador opera actualmente con gasolina o es nuevo en la red GNV. Debe presentar tickets o facturas de gasolina de los últimos 3 meses con un gasto total mínimo de $9,600 por mes y un mínimo de 10 tickets en el último mes. CMU valida los documentos mediante OCR. Si el perfil B es aprobado, el Operador inicia en la lista de espera en posición normal.</w:t>
       </w:r>
     </w:p>
     <w:p>
